--- a/analysis/docs/Tmax分析_スムージーvsおにぎり+スムージー.docx
+++ b/analysis/docs/Tmax分析_スムージーvsおにぎり+スムージー.docx
@@ -160,7 +160,7 @@
     </w:p>
     <w:tbl>
       <w:tblPr>
-        <w:tblW w:type="dxa" w:w="9600"/>
+        <w:tblW w:type="dxa" w:w="9000"/>
         <w:tblBorders>
           <w:top w:val="single" w:color="auto" w:sz="4"/>
           <w:left w:val="single" w:color="auto" w:sz="4"/>
@@ -171,10 +171,10 @@
         </w:tblBorders>
       </w:tblPr>
       <w:tblGrid>
-        <w:gridCol w:w="3000"/>
-        <w:gridCol w:w="2600"/>
-        <w:gridCol w:w="2000"/>
-        <w:gridCol w:w="2000"/>
+        <w:gridCol w:w="2900"/>
+        <w:gridCol w:w="2400"/>
+        <w:gridCol w:w="1850"/>
+        <w:gridCol w:w="1850"/>
       </w:tblGrid>
       <w:tr>
         <w:trPr>
@@ -182,7 +182,7 @@
         </w:trPr>
         <w:tc>
           <w:tcPr>
-            <w:tcW w:type="dxa" w:w="3000"/>
+            <w:tcW w:type="dxa" w:w="2900"/>
             <w:shd w:fill="21295C" w:color="auto" w:val="clear"/>
             <w:tcMar>
               <w:top w:type="dxa" w:w="100"/>
@@ -210,7 +210,7 @@
         </w:tc>
         <w:tc>
           <w:tcPr>
-            <w:tcW w:type="dxa" w:w="2600"/>
+            <w:tcW w:type="dxa" w:w="2400"/>
             <w:shd w:fill="21295C" w:color="auto" w:val="clear"/>
             <w:tcMar>
               <w:top w:type="dxa" w:w="100"/>
@@ -238,7 +238,7 @@
         </w:tc>
         <w:tc>
           <w:tcPr>
-            <w:tcW w:type="dxa" w:w="2000"/>
+            <w:tcW w:type="dxa" w:w="1850"/>
             <w:shd w:fill="21295C" w:color="auto" w:val="clear"/>
             <w:tcMar>
               <w:top w:type="dxa" w:w="100"/>
@@ -266,7 +266,7 @@
         </w:tc>
         <w:tc>
           <w:tcPr>
-            <w:tcW w:type="dxa" w:w="2000"/>
+            <w:tcW w:type="dxa" w:w="1850"/>
             <w:shd w:fill="21295C" w:color="auto" w:val="clear"/>
             <w:tcMar>
               <w:top w:type="dxa" w:w="100"/>
@@ -296,7 +296,7 @@
       <w:tr>
         <w:tc>
           <w:tcPr>
-            <w:tcW w:type="dxa" w:w="3000"/>
+            <w:tcW w:type="dxa" w:w="2900"/>
             <w:shd w:fill="F4F7F9" w:color="auto" w:val="clear"/>
             <w:tcMar>
               <w:top w:type="dxa" w:w="100"/>
@@ -324,7 +324,7 @@
         </w:tc>
         <w:tc>
           <w:tcPr>
-            <w:tcW w:type="dxa" w:w="2600"/>
+            <w:tcW w:type="dxa" w:w="2400"/>
             <w:shd w:fill="F4F7F9" w:color="auto" w:val="clear"/>
             <w:tcMar>
               <w:top w:type="dxa" w:w="100"/>
@@ -352,7 +352,7 @@
         </w:tc>
         <w:tc>
           <w:tcPr>
-            <w:tcW w:type="dxa" w:w="2000"/>
+            <w:tcW w:type="dxa" w:w="1850"/>
             <w:shd w:fill="F4F7F9" w:color="auto" w:val="clear"/>
             <w:tcMar>
               <w:top w:type="dxa" w:w="100"/>
@@ -380,7 +380,7 @@
         </w:tc>
         <w:tc>
           <w:tcPr>
-            <w:tcW w:type="dxa" w:w="2000"/>
+            <w:tcW w:type="dxa" w:w="1850"/>
             <w:shd w:fill="F4F7F9" w:color="auto" w:val="clear"/>
             <w:tcMar>
               <w:top w:type="dxa" w:w="100"/>
@@ -410,7 +410,7 @@
       <w:tr>
         <w:tc>
           <w:tcPr>
-            <w:tcW w:type="dxa" w:w="3000"/>
+            <w:tcW w:type="dxa" w:w="2900"/>
             <w:tcMar>
               <w:top w:type="dxa" w:w="100"/>
               <w:left w:type="dxa" w:w="120"/>
@@ -437,7 +437,7 @@
         </w:tc>
         <w:tc>
           <w:tcPr>
-            <w:tcW w:type="dxa" w:w="2600"/>
+            <w:tcW w:type="dxa" w:w="2400"/>
             <w:tcMar>
               <w:top w:type="dxa" w:w="100"/>
               <w:left w:type="dxa" w:w="120"/>
@@ -464,7 +464,7 @@
         </w:tc>
         <w:tc>
           <w:tcPr>
-            <w:tcW w:type="dxa" w:w="2000"/>
+            <w:tcW w:type="dxa" w:w="1850"/>
             <w:tcMar>
               <w:top w:type="dxa" w:w="100"/>
               <w:left w:type="dxa" w:w="120"/>
@@ -491,7 +491,7 @@
         </w:tc>
         <w:tc>
           <w:tcPr>
-            <w:tcW w:type="dxa" w:w="2000"/>
+            <w:tcW w:type="dxa" w:w="1850"/>
             <w:tcMar>
               <w:top w:type="dxa" w:w="100"/>
               <w:left w:type="dxa" w:w="120"/>
